--- a/HN_KS25_CNTT2_NguyenMinhHieu_08.docx
+++ b/HN_KS25_CNTT2_NguyenMinhHieu_08.docx
@@ -5051,6 +5051,493 @@
       <w:r>
         <w:t xml:space="preserve"> </w:t>
       </w:r>
+      <w:proofErr w:type="spellStart"/>
+      <w:r>
+        <w:t>Tiếp</w:t>
+      </w:r>
+      <w:proofErr w:type="spellEnd"/>
+      <w:r>
+        <w:t xml:space="preserve"> </w:t>
+      </w:r>
+      <w:proofErr w:type="spellStart"/>
+      <w:r>
+        <w:t>tục</w:t>
+      </w:r>
+      <w:proofErr w:type="spellEnd"/>
+      <w:r>
+        <w:t xml:space="preserve">. </w:t>
+      </w:r>
+      <w:proofErr w:type="spellStart"/>
+      <w:r>
+        <w:t>Vì</w:t>
+      </w:r>
+      <w:proofErr w:type="spellEnd"/>
+      <w:r>
+        <w:t xml:space="preserve"> Frame </w:t>
+      </w:r>
+      <w:proofErr w:type="spellStart"/>
+      <w:r>
+        <w:t>này</w:t>
+      </w:r>
+      <w:proofErr w:type="spellEnd"/>
+      <w:r>
+        <w:t xml:space="preserve"> </w:t>
+      </w:r>
+      <w:proofErr w:type="spellStart"/>
+      <w:r>
+        <w:t>đang</w:t>
+      </w:r>
+      <w:proofErr w:type="spellEnd"/>
+      <w:r>
+        <w:t xml:space="preserve"> </w:t>
+      </w:r>
+      <w:proofErr w:type="spellStart"/>
+      <w:r>
+        <w:t>là</w:t>
+      </w:r>
+      <w:proofErr w:type="spellEnd"/>
+      <w:r>
+        <w:t xml:space="preserve"> </w:t>
+      </w:r>
+      <w:proofErr w:type="spellStart"/>
+      <w:r>
+        <w:t>việc</w:t>
+      </w:r>
+      <w:proofErr w:type="spellEnd"/>
+      <w:r>
+        <w:t xml:space="preserve"> </w:t>
+      </w:r>
+      <w:proofErr w:type="spellStart"/>
+      <w:r>
+        <w:t>chọn</w:t>
+      </w:r>
+      <w:proofErr w:type="spellEnd"/>
+      <w:r>
+        <w:t xml:space="preserve"> </w:t>
+      </w:r>
+      <w:proofErr w:type="spellStart"/>
+      <w:r>
+        <w:t>ngày</w:t>
+      </w:r>
+      <w:proofErr w:type="spellEnd"/>
+      <w:r>
+        <w:t xml:space="preserve"> </w:t>
+      </w:r>
+      <w:proofErr w:type="spellStart"/>
+      <w:r>
+        <w:t>giờ</w:t>
+      </w:r>
+      <w:proofErr w:type="spellEnd"/>
+      <w:r>
+        <w:t xml:space="preserve">, </w:t>
+      </w:r>
+      <w:proofErr w:type="spellStart"/>
+      <w:r>
+        <w:t>và</w:t>
+      </w:r>
+      <w:proofErr w:type="spellEnd"/>
+      <w:r>
+        <w:t xml:space="preserve"> </w:t>
+      </w:r>
+      <w:proofErr w:type="spellStart"/>
+      <w:r>
+        <w:t>đặt</w:t>
+      </w:r>
+      <w:proofErr w:type="spellEnd"/>
+      <w:r>
+        <w:t xml:space="preserve"> </w:t>
+      </w:r>
+      <w:proofErr w:type="spellStart"/>
+      <w:r>
+        <w:t>xe</w:t>
+      </w:r>
+      <w:proofErr w:type="spellEnd"/>
+      <w:r>
+        <w:t xml:space="preserve">, </w:t>
+      </w:r>
+      <w:proofErr w:type="spellStart"/>
+      <w:r>
+        <w:t>nút</w:t>
+      </w:r>
+      <w:proofErr w:type="spellEnd"/>
+      <w:r>
+        <w:t xml:space="preserve"> </w:t>
+      </w:r>
+      <w:proofErr w:type="spellStart"/>
+      <w:r>
+        <w:t>này</w:t>
+      </w:r>
+      <w:proofErr w:type="spellEnd"/>
+      <w:r>
+        <w:t xml:space="preserve"> </w:t>
+      </w:r>
+      <w:proofErr w:type="spellStart"/>
+      <w:r>
+        <w:t>hướng</w:t>
+      </w:r>
+      <w:proofErr w:type="spellEnd"/>
+      <w:r>
+        <w:t xml:space="preserve"> </w:t>
+      </w:r>
+      <w:proofErr w:type="spellStart"/>
+      <w:r>
+        <w:t>người</w:t>
+      </w:r>
+      <w:proofErr w:type="spellEnd"/>
+      <w:r>
+        <w:t xml:space="preserve"> </w:t>
+      </w:r>
+      <w:proofErr w:type="spellStart"/>
+      <w:r>
+        <w:t>dùng</w:t>
+      </w:r>
+      <w:proofErr w:type="spellEnd"/>
+      <w:r>
+        <w:t xml:space="preserve"> </w:t>
+      </w:r>
+      <w:proofErr w:type="spellStart"/>
+      <w:r>
+        <w:t>đến</w:t>
+      </w:r>
+      <w:proofErr w:type="spellEnd"/>
+      <w:r>
+        <w:t xml:space="preserve"> </w:t>
+      </w:r>
+      <w:proofErr w:type="spellStart"/>
+      <w:r>
+        <w:t>với</w:t>
+      </w:r>
+      <w:proofErr w:type="spellEnd"/>
+      <w:r>
+        <w:t xml:space="preserve"> </w:t>
+      </w:r>
+      <w:proofErr w:type="spellStart"/>
+      <w:r>
+        <w:t>việc</w:t>
+      </w:r>
+      <w:proofErr w:type="spellEnd"/>
+      <w:r>
+        <w:t xml:space="preserve"> </w:t>
+      </w:r>
+      <w:proofErr w:type="spellStart"/>
+      <w:r>
+        <w:t>đặt</w:t>
+      </w:r>
+      <w:proofErr w:type="spellEnd"/>
+      <w:r>
+        <w:t xml:space="preserve"> </w:t>
+      </w:r>
+      <w:proofErr w:type="spellStart"/>
+      <w:r>
+        <w:t>phụ</w:t>
+      </w:r>
+      <w:proofErr w:type="spellEnd"/>
+      <w:r>
+        <w:t xml:space="preserve"> </w:t>
+      </w:r>
+      <w:proofErr w:type="spellStart"/>
+      <w:r>
+        <w:t>kiện</w:t>
+      </w:r>
+      <w:proofErr w:type="spellEnd"/>
+    </w:p>
+    <w:p>
+      <w:pPr>
+        <w:pStyle w:val="ListParagraph"/>
+        <w:numPr>
+          <w:ilvl w:val="0"/>
+          <w:numId w:val="3"/>
+        </w:numPr>
+      </w:pPr>
+      <w:proofErr w:type="spellStart"/>
+      <w:r>
+        <w:t>Lỗi</w:t>
+      </w:r>
+      <w:proofErr w:type="spellEnd"/>
+      <w:r>
+        <w:t xml:space="preserve">: </w:t>
+      </w:r>
+      <w:proofErr w:type="spellStart"/>
+      <w:r>
+        <w:t>Chưa</w:t>
+      </w:r>
+      <w:proofErr w:type="spellEnd"/>
+      <w:r>
+        <w:t xml:space="preserve"> </w:t>
+      </w:r>
+      <w:proofErr w:type="spellStart"/>
+      <w:r>
+        <w:t>phân</w:t>
+      </w:r>
+      <w:proofErr w:type="spellEnd"/>
+      <w:r>
+        <w:t xml:space="preserve"> </w:t>
+      </w:r>
+      <w:proofErr w:type="spellStart"/>
+      <w:r>
+        <w:t>cấp</w:t>
+      </w:r>
+      <w:proofErr w:type="spellEnd"/>
+      <w:r>
+        <w:t xml:space="preserve"> </w:t>
+      </w:r>
+      <w:proofErr w:type="spellStart"/>
+      <w:r>
+        <w:t>thị</w:t>
+      </w:r>
+      <w:proofErr w:type="spellEnd"/>
+      <w:r>
+        <w:t xml:space="preserve"> </w:t>
+      </w:r>
+      <w:proofErr w:type="spellStart"/>
+      <w:r>
+        <w:t>giác</w:t>
+      </w:r>
+      <w:proofErr w:type="spellEnd"/>
+      <w:r>
+        <w:t xml:space="preserve">: </w:t>
+      </w:r>
+      <w:proofErr w:type="spellStart"/>
+      <w:r>
+        <w:t>Nút</w:t>
+      </w:r>
+      <w:proofErr w:type="spellEnd"/>
+      <w:r>
+        <w:t xml:space="preserve"> </w:t>
+      </w:r>
+      <w:proofErr w:type="spellStart"/>
+      <w:r>
+        <w:t>tiếp</w:t>
+      </w:r>
+      <w:proofErr w:type="spellEnd"/>
+      <w:r>
+        <w:t xml:space="preserve"> </w:t>
+      </w:r>
+      <w:proofErr w:type="spellStart"/>
+      <w:r>
+        <w:t>tục</w:t>
+      </w:r>
+      <w:proofErr w:type="spellEnd"/>
+      <w:r>
+        <w:t xml:space="preserve"> </w:t>
+      </w:r>
+      <w:proofErr w:type="spellStart"/>
+      <w:r>
+        <w:t>và</w:t>
+      </w:r>
+      <w:proofErr w:type="spellEnd"/>
+      <w:r>
+        <w:t xml:space="preserve"> </w:t>
+      </w:r>
+      <w:proofErr w:type="spellStart"/>
+      <w:r>
+        <w:t>đặt</w:t>
+      </w:r>
+      <w:proofErr w:type="spellEnd"/>
+      <w:r>
+        <w:t xml:space="preserve"> </w:t>
+      </w:r>
+      <w:proofErr w:type="spellStart"/>
+      <w:r>
+        <w:t>ngay</w:t>
+      </w:r>
+      <w:proofErr w:type="spellEnd"/>
+      <w:r>
+        <w:t xml:space="preserve"> </w:t>
+      </w:r>
+      <w:proofErr w:type="spellStart"/>
+      <w:r>
+        <w:t>đang</w:t>
+      </w:r>
+      <w:proofErr w:type="spellEnd"/>
+      <w:r>
+        <w:t xml:space="preserve"> </w:t>
+      </w:r>
+      <w:proofErr w:type="spellStart"/>
+      <w:r>
+        <w:t>cùng</w:t>
+      </w:r>
+      <w:proofErr w:type="spellEnd"/>
+      <w:r>
+        <w:t xml:space="preserve"> </w:t>
+      </w:r>
+      <w:proofErr w:type="spellStart"/>
+      <w:r>
+        <w:t>màu</w:t>
+      </w:r>
+      <w:proofErr w:type="spellEnd"/>
+      <w:r>
+        <w:t xml:space="preserve">, </w:t>
+      </w:r>
+      <w:proofErr w:type="spellStart"/>
+      <w:r>
+        <w:t>không</w:t>
+      </w:r>
+      <w:proofErr w:type="spellEnd"/>
+      <w:r>
+        <w:t xml:space="preserve"> </w:t>
+      </w:r>
+      <w:proofErr w:type="spellStart"/>
+      <w:r>
+        <w:t>thể</w:t>
+      </w:r>
+      <w:proofErr w:type="spellEnd"/>
+      <w:r>
+        <w:t xml:space="preserve"> </w:t>
+      </w:r>
+      <w:proofErr w:type="spellStart"/>
+      <w:r>
+        <w:t>hiện</w:t>
+      </w:r>
+      <w:proofErr w:type="spellEnd"/>
+      <w:r>
+        <w:t xml:space="preserve"> </w:t>
+      </w:r>
+      <w:proofErr w:type="spellStart"/>
+      <w:r>
+        <w:t>được</w:t>
+      </w:r>
+      <w:proofErr w:type="spellEnd"/>
+      <w:r>
+        <w:t xml:space="preserve"> </w:t>
+      </w:r>
+      <w:proofErr w:type="spellStart"/>
+      <w:r>
+        <w:t>việc</w:t>
+      </w:r>
+      <w:proofErr w:type="spellEnd"/>
+      <w:r>
+        <w:t xml:space="preserve"> </w:t>
+      </w:r>
+      <w:proofErr w:type="spellStart"/>
+      <w:r>
+        <w:t>định</w:t>
+      </w:r>
+      <w:proofErr w:type="spellEnd"/>
+      <w:r>
+        <w:t xml:space="preserve"> </w:t>
+      </w:r>
+      <w:proofErr w:type="spellStart"/>
+      <w:r>
+        <w:t>hướng</w:t>
+      </w:r>
+      <w:proofErr w:type="spellEnd"/>
+      <w:r>
+        <w:t xml:space="preserve"> </w:t>
+      </w:r>
+      <w:proofErr w:type="spellStart"/>
+      <w:r>
+        <w:t>người</w:t>
+      </w:r>
+      <w:proofErr w:type="spellEnd"/>
+      <w:r>
+        <w:t xml:space="preserve"> </w:t>
+      </w:r>
+      <w:proofErr w:type="spellStart"/>
+      <w:r>
+        <w:t>dùng</w:t>
+      </w:r>
+      <w:proofErr w:type="spellEnd"/>
+      <w:r>
+        <w:t xml:space="preserve"> </w:t>
+      </w:r>
+    </w:p>
+    <w:p>
+      <w:pPr>
+        <w:pStyle w:val="ListParagraph"/>
+        <w:numPr>
+          <w:ilvl w:val="0"/>
+          <w:numId w:val="2"/>
+        </w:numPr>
+      </w:pPr>
+      <w:r>
+        <w:t xml:space="preserve">SỬA: </w:t>
+      </w:r>
+      <w:proofErr w:type="spellStart"/>
+      <w:r>
+        <w:t>Nút</w:t>
+      </w:r>
+      <w:proofErr w:type="spellEnd"/>
+      <w:r>
+        <w:t xml:space="preserve"> </w:t>
+      </w:r>
+      <w:proofErr w:type="spellStart"/>
+      <w:r>
+        <w:t>Đặt</w:t>
+      </w:r>
+      <w:proofErr w:type="spellEnd"/>
+      <w:r>
+        <w:t xml:space="preserve"> </w:t>
+      </w:r>
+      <w:proofErr w:type="spellStart"/>
+      <w:r>
+        <w:t>ngay</w:t>
+      </w:r>
+      <w:proofErr w:type="spellEnd"/>
+      <w:r>
+        <w:t xml:space="preserve"> </w:t>
+      </w:r>
+      <w:proofErr w:type="spellStart"/>
+      <w:r>
+        <w:t>thành</w:t>
+      </w:r>
+      <w:proofErr w:type="spellEnd"/>
+      <w:r>
+        <w:t xml:space="preserve"> </w:t>
+      </w:r>
+      <w:proofErr w:type="spellStart"/>
+      <w:r>
+        <w:t>nút</w:t>
+      </w:r>
+      <w:proofErr w:type="spellEnd"/>
+      <w:r>
+        <w:t xml:space="preserve"> </w:t>
+      </w:r>
+      <w:proofErr w:type="spellStart"/>
+      <w:r>
+        <w:t>Huỷ</w:t>
+      </w:r>
+      <w:proofErr w:type="spellEnd"/>
+      <w:r>
+        <w:t xml:space="preserve">, </w:t>
+      </w:r>
+      <w:proofErr w:type="spellStart"/>
+      <w:r>
+        <w:t>chuyển</w:t>
+      </w:r>
+      <w:proofErr w:type="spellEnd"/>
+      <w:r>
+        <w:t xml:space="preserve"> </w:t>
+      </w:r>
+      <w:proofErr w:type="spellStart"/>
+      <w:r>
+        <w:t>thành</w:t>
+      </w:r>
+      <w:proofErr w:type="spellEnd"/>
+      <w:r>
+        <w:t xml:space="preserve"> </w:t>
+      </w:r>
+      <w:proofErr w:type="spellStart"/>
+      <w:r>
+        <w:t>màu</w:t>
+      </w:r>
+      <w:proofErr w:type="spellEnd"/>
+      <w:r>
+        <w:t xml:space="preserve"> </w:t>
+      </w:r>
+      <w:proofErr w:type="spellStart"/>
+      <w:r>
+        <w:t>xám</w:t>
+      </w:r>
+      <w:proofErr w:type="spellEnd"/>
+      <w:r>
+        <w:t>.</w:t>
+      </w:r>
+    </w:p>
+    <w:p>
+      <w:pPr>
+        <w:ind w:left="720"/>
+      </w:pPr>
     </w:p>
     <w:p>
       <w:pPr>
